--- a/CIV102_Project_Timelog_Team_001-1.docx
+++ b/CIV102_Project_Timelog_Team_001-1.docx
@@ -1011,9 +1011,6 @@
             <w:pPr>
               <w:jc w:val="center"/>
             </w:pPr>
-            <w:r>
-              <w:t>2</w:t>
-            </w:r>
           </w:p>
         </w:tc>
         <w:tc>
@@ -1116,6 +1113,12 @@
             <w:pPr>
               <w:jc w:val="center"/>
             </w:pPr>
+            <w:r>
+              <w:rPr>
+                <w:rFonts w:hint="eastAsia"/>
+              </w:rPr>
+              <w:t>5</w:t>
+            </w:r>
           </w:p>
         </w:tc>
         <w:tc>
@@ -1132,9 +1135,6 @@
             <w:pPr>
               <w:jc w:val="center"/>
             </w:pPr>
-            <w:r>
-              <w:t>1</w:t>
-            </w:r>
           </w:p>
         </w:tc>
         <w:tc>
@@ -1235,7 +1235,7 @@
               <w:rPr>
                 <w:rFonts w:hint="eastAsia"/>
               </w:rPr>
-              <w:t>1</w:t>
+              <w:t>2</w:t>
             </w:r>
           </w:p>
         </w:tc>
@@ -1925,8 +1925,16 @@
             </w:tcBorders>
           </w:tcPr>
           <w:p>
-            <w:r>
-              <w:t>Task 1</w:t>
+            <w:pPr>
+              <w:rPr>
+                <w:rFonts w:hint="eastAsia"/>
+              </w:rPr>
+            </w:pPr>
+            <w:r>
+              <w:rPr>
+                <w:rFonts w:hint="eastAsia"/>
+              </w:rPr>
+              <w:t>Plan for cutting</w:t>
             </w:r>
           </w:p>
         </w:tc>
@@ -2064,7 +2072,10 @@
           </w:tcPr>
           <w:p>
             <w:r>
-              <w:t>Task 2</w:t>
+              <w:rPr>
+                <w:rFonts w:hint="eastAsia"/>
+              </w:rPr>
+              <w:t>Cutting</w:t>
             </w:r>
           </w:p>
         </w:tc>
@@ -2196,8 +2207,16 @@
             </w:tcBorders>
           </w:tcPr>
           <w:p>
-            <w:r>
-              <w:t>Task 3 …</w:t>
+            <w:pPr>
+              <w:rPr>
+                <w:rFonts w:hint="eastAsia"/>
+              </w:rPr>
+            </w:pPr>
+            <w:r>
+              <w:rPr>
+                <w:rFonts w:hint="eastAsia"/>
+              </w:rPr>
+              <w:t>Glueing</w:t>
             </w:r>
           </w:p>
         </w:tc>
@@ -2883,7 +2902,15 @@
     <w:p/>
     <w:p>
       <w:r>
-        <w:t>Signature 1: ________________________________  Signature 2:</w:t>
+        <w:t>Signature 1: _______________________________</w:t>
+      </w:r>
+      <w:proofErr w:type="gramStart"/>
+      <w:r>
+        <w:t>_  Signature</w:t>
+      </w:r>
+      <w:proofErr w:type="gramEnd"/>
+      <w:r>
+        <w:t xml:space="preserve"> 2:</w:t>
       </w:r>
       <w:r>
         <w:t xml:space="preserve"> </w:t>
@@ -2901,7 +2928,15 @@
         <w:t xml:space="preserve"> </w:t>
       </w:r>
       <w:r>
-        <w:t>________________________________  Signature 4:</w:t>
+        <w:t>_______________________________</w:t>
+      </w:r>
+      <w:proofErr w:type="gramStart"/>
+      <w:r>
+        <w:t>_  Signature</w:t>
+      </w:r>
+      <w:proofErr w:type="gramEnd"/>
+      <w:r>
+        <w:t xml:space="preserve"> 4:</w:t>
       </w:r>
       <w:r>
         <w:t xml:space="preserve"> </w:t>
